--- a/storage/templates/normalized-docx/BM-185/BM-185_normalized.docx
+++ b/storage/templates/normalized-docx/BM-185/BM-185_normalized.docx
@@ -950,7 +950,7 @@
         <w:rPr>
           <w:rFonts w:cs="Times New Roman" w:ascii="Times New Roman" w:hAnsi="Times New Roman"/>
         </w:rPr>
-        <w:t>{{document.field}}</w:t>
+        <w:t>{{document.fullDocumentCode}}</w:t>
       </w:r>
     </w:p>
     <w:p>
@@ -1107,7 +1107,7 @@
         <w:rPr>
           <w:rFonts w:cs="Times New Roman" w:ascii="Times New Roman" w:hAnsi="Times New Roman"/>
         </w:rPr>
-        <w:t>{{document.field}}</w:t>
+        <w:t>{{document.issueDate}}</w:t>
       </w:r>
     </w:p>
     <w:p>
@@ -1123,7 +1123,7 @@
         <w:rPr>
           <w:rFonts w:cs="Times New Roman" w:ascii="Times New Roman" w:hAnsi="Times New Roman"/>
         </w:rPr>
-        <w:t>{{document.field}}</w:t>
+        <w:t>{{person.personFullName}}</w:t>
       </w:r>
     </w:p>
     <w:p>
@@ -1139,7 +1139,7 @@
         <w:rPr>
           <w:rFonts w:cs="Times New Roman" w:ascii="Times New Roman" w:hAnsi="Times New Roman"/>
         </w:rPr>
-        <w:t>{{document.field}}</w:t>
+        <w:t>{{person.dateOfBirth}}</w:t>
       </w:r>
     </w:p>
     <w:p>
@@ -1456,7 +1456,7 @@
                 <w:bCs/>
                 <w:sz w:val="24"/>
               </w:rPr>
-              <w:t>{{document.field}}</w:t>
+              <w:t>{{person.currentAddress}}</w:t>
             </w:r>
             <w:r>
               <w:rPr>
